--- a/klagomål/A 43212-2026 FSC-klagomål.docx
+++ b/klagomål/A 43212-2026 FSC-klagomål.docx
@@ -757,7 +757,7 @@
     <w:r>
       <w:tab/>
       <w:tab/>
-      <w:t>2026-10-20</w:t>
+      <w:t>2026-10-21</w:t>
       <w:br/>
       <w:br/>
     </w:r>

--- a/klagomål/A 43212-2026 FSC-klagomål.docx
+++ b/klagomål/A 43212-2026 FSC-klagomål.docx
@@ -757,7 +757,7 @@
     <w:r>
       <w:tab/>
       <w:tab/>
-      <w:t>2026-10-21</w:t>
+      <w:t>2026-10-22</w:t>
       <w:br/>
       <w:br/>
     </w:r>

--- a/klagomål/A 43212-2026 FSC-klagomål.docx
+++ b/klagomål/A 43212-2026 FSC-klagomål.docx
@@ -757,7 +757,7 @@
     <w:r>
       <w:tab/>
       <w:tab/>
-      <w:t>2026-10-22</w:t>
+      <w:t>2026-10-23</w:t>
       <w:br/>
       <w:br/>
     </w:r>

--- a/klagomål/A 43212-2026 FSC-klagomål.docx
+++ b/klagomål/A 43212-2026 FSC-klagomål.docx
@@ -757,7 +757,7 @@
     <w:r>
       <w:tab/>
       <w:tab/>
-      <w:t>2026-10-23</w:t>
+      <w:t>2026-10-24</w:t>
       <w:br/>
       <w:br/>
     </w:r>

--- a/klagomål/A 43212-2026 FSC-klagomål.docx
+++ b/klagomål/A 43212-2026 FSC-klagomål.docx
@@ -757,7 +757,7 @@
     <w:r>
       <w:tab/>
       <w:tab/>
-      <w:t>2026-10-24</w:t>
+      <w:t>2026-10-25</w:t>
       <w:br/>
       <w:br/>
     </w:r>

--- a/klagomål/A 43212-2026 FSC-klagomål.docx
+++ b/klagomål/A 43212-2026 FSC-klagomål.docx
@@ -757,7 +757,7 @@
     <w:r>
       <w:tab/>
       <w:tab/>
-      <w:t>2026-10-25</w:t>
+      <w:t>2026-10-26</w:t>
       <w:br/>
       <w:br/>
     </w:r>

--- a/klagomål/A 43212-2026 FSC-klagomål.docx
+++ b/klagomål/A 43212-2026 FSC-klagomål.docx
@@ -757,7 +757,7 @@
     <w:r>
       <w:tab/>
       <w:tab/>
-      <w:t>2026-10-26</w:t>
+      <w:t>2026-10-27</w:t>
       <w:br/>
       <w:br/>
     </w:r>

--- a/klagomål/A 43212-2026 FSC-klagomål.docx
+++ b/klagomål/A 43212-2026 FSC-klagomål.docx
@@ -757,7 +757,7 @@
     <w:r>
       <w:tab/>
       <w:tab/>
-      <w:t>2026-10-27</w:t>
+      <w:t>2026-10-28</w:t>
       <w:br/>
       <w:br/>
     </w:r>

--- a/klagomål/A 43212-2026 FSC-klagomål.docx
+++ b/klagomål/A 43212-2026 FSC-klagomål.docx
@@ -163,7 +163,7 @@
         <w:pStyle w:val="Title"/>
       </w:pPr>
       <w:r>
-        <w:t>Inledande FSC- /PEFC-klagomål – information om höga naturvärden i avverkningsanmälan A 43212-2026 i Kramfors kommun</w:t>
+        <w:t>Inledande FSC- /PEFC-klagomål – information om höga naturvärden och fridlysta arter i avverkningsanmälan A 43212-2026 i Kramfors kommun</w:t>
       </w:r>
     </w:p>
     <w:p>
@@ -216,12 +216,12 @@
         <w:spacing w:after="240"/>
       </w:pPr>
       <w:r>
-        <w:t>Figur 1. Fyndplatser för naturvårdsarter i och inom 21 meter från avverkningsanmälan. Markörer utan svart kant är placerade på fyndplatsen. Markörer med svart kant är placerade vid sidan av fyndplatsen och har ett svart streck som visar fyndplatsens exakta position. Kartans mittpunktskoordinat är N 6983384, E 650792 i SWEREF 99 TM.</w:t>
+        <w:t>Figur 1. Fyndplatser för naturvårdsarter i och inom 23 meter från avverkningsanmälan. Markörer utan svart kant är placerade på fyndplatsen. Markörer med svart kant är placerade vid sidan av fyndplatsen och har ett svart streck som visar fyndplatsens exakta position. Kartans mittpunktskoordinat är N 6983384, E 650792 i SWEREF 99 TM.</w:t>
       </w:r>
     </w:p>
     <w:p>
       <w:r>
-        <w:t>I och inom 21 meter från avverkningsanmälan finns fynd av 4 naturvårdsarter, varav 3 är rödlistade, 3 är typiska (T) och 1 är signalart (S): gränsticka (VU, T), rosenticka (NT, T), ullticka (NT, T) och traslav (S). Se Figur 1.</w:t>
+        <w:t>I och inom 23 meter från avverkningsanmälan finns fynd av 12 naturvårdsarter, varav 8 är rödlistade, 3 är fridlysta, 8 är typiska (T) och 3 är signalarter (S): gränsticka (VU, T), knärot (VU, T, §8), kötticka (NT), lunglav (NT, T), rosenticka (NT, T), rynkskinn (NT, T), tretåig hackspett (NT, T, §4), ullticka (NT, T), traslav (S), vedticka (S, T), vågbandad barkbock (S) och revlummer (§9). Se Figur 1.</w:t>
       </w:r>
     </w:p>
     <w:p>
@@ -244,7 +244,7 @@
     </w:p>
     <w:p>
       <w:r>
-        <w:t>Nedan följer beskrivningar av de naturvårdsarter och fridlysta arter som har sina livsmiljöer och växtplatser i den avverkningsanmälda skogen. De påträffade naturvårdsarterna är ett tydligt kvitto på att det rör sig om en skog med höga naturvärden.</w:t>
+        <w:t>Nedan följer beskrivningar av de naturvårdsarter och fridlysta arter som har sina livsmiljöer och växtplatser i den avverkningsanmälda skogen. Se även ytterligare artfakta i BILAGA 1. De påträffade naturvårdsarterna är ett tydligt kvitto på att det rör sig om en skog med höga naturvärden.</w:t>
       </w:r>
     </w:p>
     <w:p>
@@ -272,10 +272,10 @@
         <w:rPr>
           <w:b/>
         </w:rPr>
-        <w:t>Rosenticka (NT)</w:t>
-      </w:r>
-      <w:r>
-        <w:t xml:space="preserve">, rödlistad som nära hotad, ingår i en karaktäristisk association av vedsvampar som växer på gamla, grova granlågor i urskogsartade barrskogar. Den är placerad i toppen av Skogsstyrelsens värdepyramid för bedömning av skog med höga naturvärden och indikerar ett granskogsekosystem med långvarig kontinuitet av grova lågor. Artens beroende av grova granlågor innebär att alla skogsskötselåtgärder på eller i omedelbar närhet av lokalerna utgör ett hot på lång sikt. Det är angeläget att populationerna inte ytterligare glesas ut och ett tillräckligt antal områden där arten nu finns måste sparas för framtiden. Rosenticka är typisk art för </w:t>
+        <w:t>Knärot (VU, §8)</w:t>
+      </w:r>
+      <w:r>
+        <w:t xml:space="preserve"> är typisk art för </w:t>
       </w:r>
       <w:r>
         <w:rPr>
@@ -284,6 +284,182 @@
         <w:t xml:space="preserve">9010 Taiga </w:t>
       </w:r>
       <w:r>
+        <w:t>och</w:t>
+      </w:r>
+      <w:r>
+        <w:rPr>
+          <w:i/>
+        </w:rPr>
+        <w:t xml:space="preserve"> 9050 Näringsrik granskog</w:t>
+      </w:r>
+      <w:r>
+        <w:t xml:space="preserve">, rödlistad som sårbar och fridlyst enligt 8§ artskyddsförordningen. En nyligen genomförd analys av 79 floraväktarlokaler indikerar att det behövs någonstans mellan 100 och 150 meters skyddszon för att en knärotspopulation inte ska dö ut på lång sikt (Sebestyén &amp; Sundberg, 2025). Detta ligger väl i linje med tidigare genomförda studier som visar att det krävs väl tilltagna buffertzoner för att knäroten inte ska ta skada av skogsbruksåtgärder i intilliggande skog (Johnson, 2014; Koelmeijer m.fl., 2022; Skogsstyrelsen, 2022). Arten är även känslig för gallring vilket framgår av Skogsstyrelsens egen vägledning för hänsyn till knärot (Skogsstyrelsen, 2022). Ytterligare en studie visar på den starka korrelationen mellan minskande arealer kontinuitetsskog och lokal utdöenderisk. Knäroten uppvisade en mycket låg koloniseringsgrad (0,7 % över 10 år) i kombination med hög lokal utrotningsrisk (75,2 %), där utrotningssannolikheten ökade kraftigt när arealen kontinuitetsskog minskade mellan undersökningar, t.ex. på grund av kalhyggesbruk (Johansson et al., 2026). För rika förekomster av knärot är reservatsbildning eller biotopskydd lämpliga åtgärder för att skydda den. På knärot kan den sällsynta rostsvampen </w:t>
+      </w:r>
+      <w:r>
+        <w:rPr>
+          <w:i/>
+        </w:rPr>
+        <w:t>Pucciniastrum goodyerae</w:t>
+      </w:r>
+      <w:r>
+        <w:t xml:space="preserve"> påträffas. </w:t>
+      </w:r>
+      <w:r>
+        <w:rPr>
+          <w:i/>
+        </w:rPr>
+        <w:t>Pucciniastrum goodyerae</w:t>
+      </w:r>
+      <w:r>
+        <w:t xml:space="preserve"> är klassad som NE (ej bedömd) i rödlistan (SLU Artdatabanken, 2024).</w:t>
+      </w:r>
+    </w:p>
+    <w:p>
+      <w:r>
+        <w:t>I det avverkningsanmälda området finns 1 fyndplatser för knärot registrerade på Artportalen. Figur 2 visar gränserna för buffertzoner på 50 m, som behöver lämnas kring fyndplatserna för att knärotslokalerna inte ska försvinna vid en avverkning. Av det avverkningsanmälda området överlappar 0.22 ha med buffertzonerna och får av detta skäl inte avverkas.</w:t>
+      </w:r>
+    </w:p>
+    <w:p>
+      <w:pPr>
+        <w:pStyle w:val="Caption"/>
+      </w:pPr>
+      <w:r>
+        <w:drawing>
+          <wp:inline xmlns:a="http://schemas.openxmlformats.org/drawingml/2006/main" xmlns:pic="http://schemas.openxmlformats.org/drawingml/2006/picture">
+            <wp:extent cx="5486400" cy="4108201"/>
+            <wp:docPr id="2" name="Picture 2"/>
+            <wp:cNvGraphicFramePr>
+              <a:graphicFrameLocks noChangeAspect="1"/>
+            </wp:cNvGraphicFramePr>
+            <a:graphic>
+              <a:graphicData uri="http://schemas.openxmlformats.org/drawingml/2006/picture">
+                <pic:pic>
+                  <pic:nvPicPr>
+                    <pic:cNvPr id="0" name="A 43212-2026 karta knärot.png"/>
+                    <pic:cNvPicPr/>
+                  </pic:nvPicPr>
+                  <pic:blipFill>
+                    <a:blip r:embed="rId17"/>
+                    <a:stretch>
+                      <a:fillRect/>
+                    </a:stretch>
+                  </pic:blipFill>
+                  <pic:spPr>
+                    <a:xfrm>
+                      <a:off x="0" y="0"/>
+                      <a:ext cx="5486400" cy="4108201"/>
+                    </a:xfrm>
+                    <a:prstGeom prst="rect"/>
+                  </pic:spPr>
+                </pic:pic>
+              </a:graphicData>
+            </a:graphic>
+          </wp:inline>
+        </w:drawing>
+      </w:r>
+    </w:p>
+    <w:p>
+      <w:pPr>
+        <w:pStyle w:val="Caption"/>
+        <w:spacing w:after="240"/>
+      </w:pPr>
+      <w:r>
+        <w:t>Figur 2. Fyndplatser och buffertzoner för knärot i det avverkningsanmälda området. Endast fyndplatser vars buffertzoner överlappar med det avverkningsanmälda området har tagits med i visualiseringen. Kartans mittpunktskoordinat är N 6983384, E 650792 i SWEREF 99 TM.</w:t>
+      </w:r>
+    </w:p>
+    <w:p>
+      <w:r>
+        <w:rPr>
+          <w:b/>
+        </w:rPr>
+        <w:t>Kötticka (NT)</w:t>
+      </w:r>
+      <w:r>
+        <w:t xml:space="preserve"> är granens kötticka och har klassificerats som ”gammelskogsindikator”, då den förekommer med ett tydligt optimum i äldre barrskogar, främst fuktiga granskogar. Den har högst signalvärde söder om den naturliga norrlandsgränsen </w:t>
+      </w:r>
+      <w:r>
+        <w:rPr>
+          <w:i/>
+        </w:rPr>
+        <w:t>limes norrlandicus</w:t>
+      </w:r>
+      <w:r>
+        <w:t>, men signalerar vanligtvis höga naturvärden även i Norrland. Arten är knuten till miljöer med konstant luftfuktighet och känslig för uttorkning som en avverkning kan medföra. Den totala populationen bedöms därför ha minskat under de senaste 30 åren och fortsätter att minska i takt med att grankontinuitetsskogar (skogar som inte kalavverkats) minskar i areal, samtidigt som att lämpliga miljöer inte återskapas i samma takt (SLU Artdatabanken, 2024; Nitare &amp; Skogsstyrelsen, 2019).</w:t>
+      </w:r>
+    </w:p>
+    <w:p>
+      <w:r>
+        <w:rPr>
+          <w:b/>
+        </w:rPr>
+        <w:t>Lunglav (NT)</w:t>
+      </w:r>
+      <w:r>
+        <w:t xml:space="preserve"> är en av vårt lands främsta signalarter som överallt indikerar gamla lövträd, skogsbestånd med höga naturvärden och ekosystem med långskoglig kontinuitet. Lokalt kan förekomsten vara mycket riklig men den hittas nästan enbart i gamla och ej slutavverkade skogar. Artens samtliga förekomster bör uppmärksammas från naturvårdssynpunkt, då många lokaler även hyser andra ovanliga och rödlistade arter. Rikliga förekomster bör skyddas med biotopskydd, frivilliga avsättningar eller reservat. På lunglav kan de sällsynta lavparasiterna lunglavshårprick (CR), </w:t>
+      </w:r>
+      <w:r>
+        <w:rPr>
+          <w:i/>
+        </w:rPr>
+        <w:t>Abrothallus diederichii</w:t>
+      </w:r>
+      <w:r>
+        <w:t xml:space="preserve"> (VU), </w:t>
+      </w:r>
+      <w:r>
+        <w:rPr>
+          <w:i/>
+        </w:rPr>
+        <w:t>Abrothallus lobariae</w:t>
+      </w:r>
+      <w:r>
+        <w:t xml:space="preserve"> (VU), </w:t>
+      </w:r>
+      <w:r>
+        <w:rPr>
+          <w:i/>
+        </w:rPr>
+        <w:t>Calycina lobariae</w:t>
+      </w:r>
+      <w:r>
+        <w:t xml:space="preserve"> (VU), lunglavsknapp (VU) och skrovelmössing (VU) påträffas. Lunglav är typisk art för </w:t>
+      </w:r>
+      <w:r>
+        <w:rPr>
+          <w:i/>
+        </w:rPr>
+        <w:t>9010 Taiga, 9020 Nordlig ädellövskog, 9110 Näringsfattig bokskog, 9130 Näringsrik bokskog, 9160 Näringsrik ekskog, 9180 Ädellövskog i branter, 9190 Näringsfattig ekskog, 9070 Trädklädd betesmark, 9040 Fjällbjörkskog</w:t>
+      </w:r>
+      <w:r>
+        <w:t xml:space="preserve"> och</w:t>
+      </w:r>
+      <w:r>
+        <w:rPr>
+          <w:i/>
+        </w:rPr>
+        <w:t xml:space="preserve"> 6530 Lövängar</w:t>
+      </w:r>
+      <w:r>
+        <w:t xml:space="preserve"> (SLU Artdatabanken, 2026; Nitare &amp; Skogsstyrelsen, 2019).</w:t>
+      </w:r>
+    </w:p>
+    <w:p>
+      <w:r>
+        <w:rPr>
+          <w:b/>
+        </w:rPr>
+        <w:t>Rosenticka (NT)</w:t>
+      </w:r>
+      <w:r>
+        <w:t xml:space="preserve">, rödlistad som nära hotad, ingår i en karaktäristisk association av vedsvampar som växer på gamla, grova granlågor i urskogsartade barrskogar. Den är placerad i toppen av Skogsstyrelsens värdepyramid för bedömning av skog med höga naturvärden och indikerar ett granskogsekosystem med långvarig kontinuitet av grova lågor. Artens beroende av grova granlågor innebär att alla skogsskötselåtgärder på eller i omedelbar närhet av lokalerna utgör ett hot på lång sikt. Det är angeläget att populationerna inte ytterligare glesas ut och ett tillräckligt antal områden där arten nu finns måste sparas för framtiden. Rosenticka är typisk art för </w:t>
+      </w:r>
+      <w:r>
+        <w:rPr>
+          <w:i/>
+        </w:rPr>
+        <w:t xml:space="preserve">9010 Taiga </w:t>
+      </w:r>
+      <w:r>
         <w:t xml:space="preserve">och </w:t>
       </w:r>
       <w:r>
@@ -301,6 +477,64 @@
         <w:rPr>
           <w:b/>
         </w:rPr>
+        <w:t>Rynkskinn (NT)</w:t>
+      </w:r>
+      <w:r>
+        <w:t xml:space="preserve"> är en vednedbrytare som växer på grova granlågor och ingår i en karaktäristisk association av vedsvampar knutna till urskogsartade barrskogar. Den har klassificerats som en “urskogsindikator” och är placerad i toppen av Skogsstyrelsens värdepyramid för bedömning av skog med höga naturvärden. Allt tyder på att rynkskinn är mycket känslig för skogliga ingrepp och lokalerna, som oftast har höga biologiska kvaliteter, bör lämnas till fri utveckling. Rynkskinn är typisk art för </w:t>
+      </w:r>
+      <w:r>
+        <w:rPr>
+          <w:i/>
+        </w:rPr>
+        <w:t xml:space="preserve">9010 Taiga, 9050 Näringsrik granskog </w:t>
+      </w:r>
+      <w:r>
+        <w:t>och</w:t>
+      </w:r>
+      <w:r>
+        <w:rPr>
+          <w:i/>
+        </w:rPr>
+        <w:t xml:space="preserve"> 9030 Landhöjningsskog</w:t>
+      </w:r>
+      <w:r>
+        <w:t xml:space="preserve"> (Nitare &amp; Skogsstyrelsen, 2019; SLU Artdatabanken, 2026).</w:t>
+      </w:r>
+    </w:p>
+    <w:p>
+      <w:r>
+        <w:rPr>
+          <w:b/>
+        </w:rPr>
+        <w:t>Tretåig hackspett (NT, §4)</w:t>
+      </w:r>
+      <w:r>
+        <w:t xml:space="preserve"> är rödlistad som nära hotad och ingår i bilaga 1 i EU:s fågeldirektiv. Tretåig hackspett är för sin överlevnad beroende av kontinuerlig tillförsel av äldre döende och död ved, som sker genom naturliga självgallringsprocesser i äldre grannaturskogar och barrblandade naturskogar. Om en skog genom skogsbruk gallras eller glesas ur så upphör och uteblir i stort sett den naturliga självgallringsprocessen för mycket lång tid framöver vilket omöjliggör upprätthållandet av den kontinuerliga ekologiska funktionen i ett område. Det finns studier som visar att naturskogens självgallringsprocess som den tretåiga hackspetten är beroende av, inte kan ersättas med efterlämnad hänsyn i skogsbruket (Imbeau &amp; Desrochers, 2002). Storleken på häckningsreviret varierar med skogstypen, förekomsten av död ved och graden av fragmentering, men är i allmänhet i storleksordningen 25–100 hektar. Vintertid krävs ofta betydligt större områden och det finns studier som antyder att arten behöver minst 100 hektar äldre skog. I områden med låg bonitet kan det behövas över 200 hektar lämpligt habitat för att ett par ska kunna reproducera sig. Områden med dokumenterad permanent förekomst i naturskogsmiljöer har vanligen så stora naturvärden att skogsbruk är olämpligt. Tretåig hackspett är typisk art för </w:t>
+      </w:r>
+      <w:r>
+        <w:rPr>
+          <w:i/>
+        </w:rPr>
+        <w:t xml:space="preserve">9010 Taiga, 9740 Skogsbevuxen myr, 9030 Landhöjningsskog </w:t>
+      </w:r>
+      <w:r>
+        <w:t xml:space="preserve">och </w:t>
+      </w:r>
+      <w:r>
+        <w:rPr>
+          <w:i/>
+        </w:rPr>
+        <w:t>9040 Fjällbjörkskog</w:t>
+      </w:r>
+      <w:r>
+        <w:t xml:space="preserve"> (Skogsstyrelsen, 2016; SLU Artdatabanken, 2024).</w:t>
+      </w:r>
+    </w:p>
+    <w:p>
+      <w:r>
+        <w:rPr>
+          <w:b/>
+        </w:rPr>
         <w:t>Ullticka (NT)</w:t>
       </w:r>
       <w:r>
@@ -350,6 +584,37 @@
       </w:r>
       <w:r>
         <w:t xml:space="preserve"> (SLU Artdatabanken, 2026; Nitare &amp; Skogsstyrelsen, 2019; Miettinen &amp; Niemelä, 2018).</w:t>
+      </w:r>
+    </w:p>
+    <w:p>
+      <w:r>
+        <w:rPr>
+          <w:b/>
+        </w:rPr>
+        <w:t xml:space="preserve">Vedticka </w:t>
+      </w:r>
+      <w:r>
+        <w:t xml:space="preserve">är en bra signalart söder om den naturliga norrlandsgränsen. Den är huvudsakligen knuten till äldre barrskogar där det föreligger långvarig kontinuitet av död barrved. Vedticka är typisk art för </w:t>
+      </w:r>
+      <w:r>
+        <w:rPr>
+          <w:i/>
+        </w:rPr>
+        <w:t xml:space="preserve">9010 Taiga </w:t>
+      </w:r>
+      <w:r>
+        <w:t>(Nitare &amp; Skogsstyrelsen, 2019; SLU Artdatabanken, 2025).</w:t>
+      </w:r>
+    </w:p>
+    <w:p>
+      <w:r>
+        <w:rPr>
+          <w:b/>
+        </w:rPr>
+        <w:t xml:space="preserve">Vågbandad barkbock </w:t>
+      </w:r>
+      <w:r>
+        <w:t>är en långhorning vars larvutveckling sker under bark på nyligen döda stående barrträd, främst gran, mer undantagsvis på tall. Främst i stående träd, särskilt gamla, långsamvuxna granar med grov bark, även i grövre grenar, stubbar eller vindfällen. Arten är starkt knuten till naturskogsliknande granskogar, och gynnas av extrema torrsomrar som försvagar träden. Arten påverkas negativt av brist på kontinuitetsskog och en minskning av populationen pågår eller förväntas ske (SLU Artdatabanken, 2025).</w:t>
       </w:r>
     </w:p>
     <w:p>
@@ -404,6 +669,22 @@
       <w:r>
         <w:t>I den avverkningsanmälda skogen har fridlysta arter sina livsmiljöer och växtplatser. Att skada de fridlysta arternas livsmiljöer, växtplatser eller ekologiska funktion är inte tillåtet enligt artskyddsförordningen.</w:t>
       </w:r>
+      <w:r>
+        <w:rPr>
+          <w:i/>
+        </w:rPr>
+        <w:t xml:space="preserve"> EU:s medlemsländer och skogsbolag är skyldiga att agera i enlighet med EU:s fågeldirektiv där det uttryckligen står att direktivet gäller för fåglar samt för deras ägg, bon och </w:t>
+      </w:r>
+      <w:r>
+        <w:rPr>
+          <w:b/>
+          <w:i/>
+        </w:rPr>
+        <w:t xml:space="preserve">livsmiljöer </w:t>
+      </w:r>
+      <w:r>
+        <w:t>(artikel 1). Vidare att de åtgärder som vidtas inte får leda till en försämring av den nuvarande situationen beträffande bevarandet av de fågelarter som avses i artikel 1 (artikel 13).</w:t>
+      </w:r>
     </w:p>
     <w:p>
       <w:r>
@@ -442,7 +723,7 @@
         <w:rPr>
           <w:i/>
         </w:rPr>
-        <w:t>I det avverkningsanmälda skogsområdet har 4 naturvårdsarter varav 3 rödlistade arter sina livsmiljöer och växtplatser.</w:t>
+        <w:t>I det avverkningsanmälda skogsområdet har 12 naturvårdsarter varav 8 rödlistade arter sina livsmiljöer och växtplatser.</w:t>
       </w:r>
     </w:p>
     <w:p>
@@ -627,6 +908,555 @@
           <w:i/>
         </w:rPr>
         <w:t>I den avverkningsanmälda skogen har fridlysta arter sina livsmiljöer och växtplatser. Att skada de fridlysta arternas livsmiljöer, växtplatser eller ekologiska funktion är inte tillåtet enligt artskyddsförordningen</w:t>
+      </w:r>
+    </w:p>
+    <w:p>
+      <w:r>
+        <w:br w:type="page"/>
+      </w:r>
+    </w:p>
+    <w:p>
+      <w:pPr>
+        <w:pStyle w:val="Title"/>
+      </w:pPr>
+      <w:r>
+        <w:t>BILAGA 1 –</w:t>
+        <w:br/>
+        <w:t>Fridlysta och rödlistade arter</w:t>
+      </w:r>
+    </w:p>
+    <w:p>
+      <w:pPr>
+        <w:pStyle w:val="Heading1"/>
+      </w:pPr>
+      <w:r>
+        <w:t>Knärot – ekologi samt krav på livsmiljön</w:t>
+      </w:r>
+    </w:p>
+    <w:p>
+      <w:r>
+        <w:t xml:space="preserve">Knärot är typisk art för </w:t>
+      </w:r>
+      <w:r>
+        <w:rPr>
+          <w:i/>
+        </w:rPr>
+        <w:t xml:space="preserve">9010 Taiga </w:t>
+      </w:r>
+      <w:r>
+        <w:t>och</w:t>
+      </w:r>
+      <w:r>
+        <w:rPr>
+          <w:i/>
+        </w:rPr>
+        <w:t xml:space="preserve"> 9050 Näringsrik granskog</w:t>
+      </w:r>
+      <w:r>
+        <w:t>, fridlyst enligt 8 och 15 §§ artskyddsförordningen och klassad som sårbar (VU) enligt rödlistan 2020. Knärot är beroende av hög och jämn luftfuktighet i gamla, ostörda skogsmiljöer och är känslig för snabba förändringar av ljus-/vindförhållanden eller uttorkning. På grund av ett alltför intensivt skogsbruk har den minskat med 40 (25–50) % under de senaste 60 åren och i framtiden bedöms minskningstakten uppgå till 30 (20–40) %. Till följd av att arten har en dokumenterat högre minskningstakt i förhållande till sin generationstid än vad som tidigare varit känt (data från Riksskogstaxeringen) höjdes den till hotkategori sårbar (VU) i rödlistan 2020 (SLU Artdatabanken, 2024).</w:t>
+      </w:r>
+    </w:p>
+    <w:p>
+      <w:r>
+        <w:t>En analys av 79 floraväktarlokaler åren 1990–2015 vilka återbesökts under 2020–2024 visade på en tydlig negativ påverkan på knärotsförekomster från större hyggen i närområdet (inom 150–200 m) vilket indikerar att kanteffekter har en stor påverkan på populationerna. Resultaten bekräftar knärotens känslighet för kanteffekter och visar vikten av att skydda större skogsbestånd för att bevara arten. Om det blir höga andelar (&gt;30%) hyggen inom 200 meter från en knärotsförekomst så ökar risken för att en knärotspopulation dör ut och det verkar det behövas någonstans mellan 100 och 150 meters skyddszon för att bevara arten på lång sikt (Sebestyén &amp; Sundberg, 2025). Detta stöds även av en studie (Johansson et al, 2026) baserad på data från Riksskogstaxeringen som visar att knäroten minskat med 66 % under perioden 1993–2022 samt att det finns en stark korrelation mellan minskande arealer kontinuitetsskog och lokal utdöenderisk. Knäroten uppvisade en mycket låg koloniseringsgrad (0,7 % över 10 år) i kombination med hög lokal utrotningsrisk (75,2 %), där utrotningssannolikheten ökade kraftigt när arealen kontinuitetsskog minskade mellan undersökningar, t.ex. på grund av kalhyggesbruk (Johansson et al., 2026).</w:t>
+      </w:r>
+    </w:p>
+    <w:p>
+      <w:r>
+        <w:t xml:space="preserve">Samuel Johnsons doktorsavhandling </w:t>
+      </w:r>
+      <w:r>
+        <w:rPr>
+          <w:i/>
+        </w:rPr>
+        <w:t>“Retention Forestry as a Conservation Measure for Boreal Forest Ground Vegetation”</w:t>
+      </w:r>
+      <w:r>
+        <w:t xml:space="preserve"> (SLU, Uppsala 2014) visar att det krävs väl tilltagna skyddszoner för att knärotens växtplatser inte ska ta skada av skogsbruksåtgärder i intilliggande områden: </w:t>
+      </w:r>
+      <w:r>
+        <w:rPr>
+          <w:i/>
+        </w:rPr>
+        <w:t xml:space="preserve">“Study III shows that retention patches smaller than 0.5 ha do not lifeboat the sensitive forest herb G. repens, a species that depend on stable microclimatic conditions typical for intact forest stands.” </w:t>
+      </w:r>
+      <w:r>
+        <w:t xml:space="preserve">Vidare </w:t>
+      </w:r>
+      <w:r>
+        <w:rPr>
+          <w:i/>
+        </w:rPr>
+        <w:t>“More sensitive forest species are not lifeboated in retention patches ranging from 0.05 to 0.5 ha (Papers II &amp; III).”</w:t>
+      </w:r>
+    </w:p>
+    <w:p>
+      <w:r>
+        <w:t xml:space="preserve">Johnsons (2014) rekommendation på minst 50 meters breda skyddszoner runt knärotens växtplatser motsvarar en areal på 0,78 hektar, vilket ligger i linje med andra studier som gjorts på känsliga skogsarter: </w:t>
+      </w:r>
+      <w:r>
+        <w:rPr>
+          <w:i/>
+        </w:rPr>
+        <w:t>“In study III I also show that translocated specimens of G. repens survives well in mature forests at least 50 m from the nearest edge to an open area. Moreover, measures of temperature and humidity show that such distances from an open area is far enough to offer a microclimate that is more stable compared to what present in retention patches of around 0.1 ha. This means that the very centre of a circular patch with radius 50 m (equals a size of 0.78 ha) should offer conditions similar to interior forest and would perhaps be a suitable habitat for G. repens and similar species. Previous studies from both North America and Sweden have also concluded that patches between 0.5 and one ha are sufficient for preserving interior forest vegetation as well as sensitive lichens and bryophytes (de Graaf &amp; Roberts 2009; Halpern et al. 2012; Rudolphi et al. 2014).”</w:t>
+      </w:r>
+    </w:p>
+    <w:p>
+      <w:r>
+        <w:t>Ytterligare en studie (Koelmeijer m.fl., 2022) inkluderar knärotens skyddsbehov. I uppsatsen berörs problemet med uttorkning för växter, bl.a. för knärot, ett problem som blivit accentuerat på grund av den pågående klimatförändringen och torra somrar, t.ex. den exceptionellt torra sommaren 2018. I uppsatsen undersöks områden med tre olika avstånd från kalhyggeskant med avseende på skydd bl.a. för knärot. Det första området har avstånd upp till 20 m från hyggeskant (Strong edge effect), det andra 20–40 m från hyggeskant (Weak edge effect) och det tredje avser större avstånd från hyggeskant, där kanteffekten anses vara försumbar (Interior). Ett resultat var att man fann stor eller mycket stor uttorkningseffekt på känsliga och rödlistade skogsarter vid de kortare avstånden till hyggeskant, medan effekt av uttorkning inte konstaterades på större avstånd (Interior). För orkidén knärot fann man en rik förekomst (upp till 0,06 dm2/m2) på stort avstånd från hyggeskant (Interior), medan förekomsten var liten eller närmast försumbar i de områden som klassificerades som Weak edge effect respektive Strong edge effect. Arbetet påpekar att de allt oftare förekommande torra somrarna ger ytterligare skäl att utöka skyddsavståndet från hyggen till den fuktkrävande arten knärot (Koelmeijer m.fl., 2022).</w:t>
+      </w:r>
+    </w:p>
+    <w:p>
+      <w:r>
+        <w:t>Även Skogsstyrelsens egen vägledning för hänsyn till knärot ligger i linje med ovanstående forskningsstudier. Av vägledningen framgår det att för med hög sannolikhet kunna bevara befintliga förekomster krävs relativt stora avsättningar av uppvuxen skog med slutet och relativt tätt kronskikt. Som riktlinje kan krävas ett avstånd på 50 meter in från brynet för att vidmakthålla ett fungerande mikroklimat. Detta innebär att fristående hänsynsytor för många arter (kärlväxter, lavar och mossor) kan behöva ha en area överstigande 0,8 hektar (cirkelyta med radien 50 meter = 0,78 hektar) för att bibehålla lokalklimatet. Även ganska små förändringar i form av förändrade ljus- och fuktighetsförhållanden, till exempel till följd av gallring, kan leda till att arten försvinner till följd av konkurrens med mera ljuskrävande och snabbväxande arter (Skogsstyrelsen, 2022).</w:t>
+      </w:r>
+    </w:p>
+    <w:p>
+      <w:r>
+        <w:t>Vid tillämpning av försiktighetsprincipen enligt 2 kap. 3 § miljöbalken bör sålunda 100–150 meters skyddszon lämnas runt knärotens växtplatser.</w:t>
+      </w:r>
+    </w:p>
+    <w:p>
+      <w:pPr>
+        <w:pStyle w:val="Heading2"/>
+      </w:pPr>
+      <w:r>
+        <w:t>Referenser – knärot</w:t>
+      </w:r>
+    </w:p>
+    <w:p>
+      <w:r>
+        <w:t xml:space="preserve">de Graaf M &amp; Roberts M.R., 2009. </w:t>
+      </w:r>
+      <w:r>
+        <w:rPr>
+          <w:i/>
+        </w:rPr>
+        <w:t xml:space="preserve">Short-term response of the herbaceous layer within leave patches after harvest. </w:t>
+      </w:r>
+      <w:r>
+        <w:t>Forest Ecology and Management 257, 1014–1025.</w:t>
+      </w:r>
+    </w:p>
+    <w:p>
+      <w:r>
+        <w:t xml:space="preserve">Halpern, C. B., Halaj, J., Evans, S. A., &amp; Dovciak, M., 2012. </w:t>
+      </w:r>
+      <w:r>
+        <w:rPr>
+          <w:i/>
+        </w:rPr>
+        <w:t xml:space="preserve">Level and pattern of overstory retention interact to shape long-term responses of understories to timber harvest. </w:t>
+      </w:r>
+      <w:r>
+        <w:t>Ecological Applications, 22, 2049–2064.</w:t>
+      </w:r>
+    </w:p>
+    <w:p>
+      <w:r>
+        <w:t>Johansson, V., Jansson, M. och Bergman, K-O</w:t>
+      </w:r>
+      <w:r>
+        <w:rPr>
+          <w:i/>
+        </w:rPr>
+        <w:t>.</w:t>
+      </w:r>
+      <w:r>
+        <w:t>, 2026.</w:t>
+      </w:r>
+      <w:r>
+        <w:rPr>
+          <w:i/>
+        </w:rPr>
+        <w:t xml:space="preserve"> A 30-year population decline of a threatened forest orchid associated with old growth forests</w:t>
+      </w:r>
+      <w:r>
+        <w:t>. Department of Physics, Chemistry and Biology (IFM), Linköping University.</w:t>
+      </w:r>
+    </w:p>
+    <w:p>
+      <w:r>
+        <w:t xml:space="preserve">Johnson, S., 2014. </w:t>
+      </w:r>
+      <w:r>
+        <w:rPr>
+          <w:i/>
+        </w:rPr>
+        <w:t>Retention Forestry as a Conservation Measure for Boreal Forest Ground Vegetation</w:t>
+      </w:r>
+      <w:r>
+        <w:t>. Doktorsavhandling, SLU, Uppsala.</w:t>
+      </w:r>
+    </w:p>
+    <w:p>
+      <w:r>
+        <w:t xml:space="preserve">Koelmeijer, I. A., Ehrlén, J., Jönsson, M., De Frenne, P., Berg, P., Andersson, J., Weibull, H. &amp; Hylander, N. 2022. </w:t>
+      </w:r>
+      <w:r>
+        <w:rPr>
+          <w:i/>
+        </w:rPr>
+        <w:t xml:space="preserve">Interactive effects of drought and edge exposure on old-growth forest understory species. </w:t>
+      </w:r>
+      <w:r>
+        <w:t>Landscape Ecology, 37, sid 1839–1853.</w:t>
+      </w:r>
+    </w:p>
+    <w:p>
+      <w:r>
+        <w:t xml:space="preserve">Rudolphi, J., Jönsson, M. T., &amp; Gustafsson, L., 2014. </w:t>
+      </w:r>
+      <w:r>
+        <w:rPr>
+          <w:i/>
+        </w:rPr>
+        <w:t xml:space="preserve">Biological legacies buffer local species extinction after logging. </w:t>
+      </w:r>
+      <w:r>
+        <w:t>Journal of Applied Ecology. 51, 53–62.</w:t>
+      </w:r>
+    </w:p>
+    <w:p>
+      <w:r>
+        <w:t xml:space="preserve">Sebestyén, L. och Sundberg, S. 2025.  </w:t>
+      </w:r>
+      <w:r>
+        <w:rPr>
+          <w:i/>
+        </w:rPr>
+        <w:t>Påverkan på knärotslokaler från hyggen i närheten.</w:t>
+      </w:r>
+      <w:r>
+        <w:t xml:space="preserve"> DAPHNE 36:1 2025. Botaniska Sällskapet i Stockholm.</w:t>
+      </w:r>
+    </w:p>
+    <w:p>
+      <w:r>
+        <w:t xml:space="preserve">Skogsstyrelsen, 2022. </w:t>
+      </w:r>
+      <w:r>
+        <w:rPr>
+          <w:i/>
+        </w:rPr>
+        <w:t xml:space="preserve">Vägledning för hänsyn till knärot. </w:t>
+      </w:r>
+      <w:r>
+        <w:t>https://www.skogsstyrelsen.se/lag-och-tillsyn/artskydd/vagledningar-och-kunskapsstod-artskydd/vagledning-for-hansyn-till-knarot/.</w:t>
+      </w:r>
+    </w:p>
+    <w:p>
+      <w:r>
+        <w:t xml:space="preserve">SLU Artdatabanken, 2024. </w:t>
+      </w:r>
+      <w:r>
+        <w:rPr>
+          <w:i/>
+        </w:rPr>
+        <w:t xml:space="preserve">Artfaktablad. Naturvård – artfakta. </w:t>
+      </w:r>
+      <w:r>
+        <w:t>SLU Artdatabanken, Uppsala.</w:t>
+      </w:r>
+    </w:p>
+    <w:p>
+      <w:pPr>
+        <w:pStyle w:val="Heading1"/>
+      </w:pPr>
+      <w:r>
+        <w:t>Lunglav – ekologi samt krav på livsmiljön</w:t>
+      </w:r>
+    </w:p>
+    <w:p>
+      <w:r>
+        <w:t xml:space="preserve">Lunglav (NT) är en av vårt lands främsta signalarter som överallt indikerar gamla lövträd, skogsbestånd med höga naturvärden och ekosystem med lång skoglig kontinuitet. Lokalt kan förekomsten vara mycket riklig men den hittas nästan enbart i gamla och ej slutavverkade skogar. Artens samtliga förekomster bör uppmärksammas från naturvårdssynpunkt, då många lokaler även hyser andra ovanliga och rödlistade arter, däribland de sällsynta lavparasiterna lunglavshårprick (CR), </w:t>
+      </w:r>
+      <w:r>
+        <w:rPr>
+          <w:i/>
+        </w:rPr>
+        <w:t>Abrothallus diederichii</w:t>
+      </w:r>
+      <w:r>
+        <w:t xml:space="preserve"> (VU), </w:t>
+      </w:r>
+      <w:r>
+        <w:rPr>
+          <w:i/>
+        </w:rPr>
+        <w:t>Abrothallus lobariae</w:t>
+      </w:r>
+      <w:r>
+        <w:t xml:space="preserve"> (VU), </w:t>
+      </w:r>
+      <w:r>
+        <w:rPr>
+          <w:i/>
+        </w:rPr>
+        <w:t>Calycina lobariae</w:t>
+      </w:r>
+      <w:r>
+        <w:t xml:space="preserve"> (VU), lunglavsknapp (VU) och skrovelmössing (VU), som växer på lunglav. Rikliga förekomster med lunglav bör skyddas med biotopskydd, frivilliga avsättningar eller reservat (SLU Artdatabanken, 2026; Nitare &amp; Skogsstyrelsen, 2019).</w:t>
+      </w:r>
+    </w:p>
+    <w:p>
+      <w:r>
+        <w:t xml:space="preserve">Lunglav är typisk art för </w:t>
+      </w:r>
+      <w:r>
+        <w:rPr>
+          <w:i/>
+        </w:rPr>
+        <w:t>9010 Taiga, 9020 Nordlig ädellövskog, 9110 Näringsfattig bokskog, 9130 Näringsrik bokskog, 9160 Näringsrik ekskog, 9180 Ädellövskog i branter, 9190 Näringsfattig ekskog, 9070 Trädklädd betesmark, 9040 Fjällbjörkskog</w:t>
+      </w:r>
+      <w:r>
+        <w:t xml:space="preserve"> och</w:t>
+      </w:r>
+      <w:r>
+        <w:rPr>
+          <w:i/>
+        </w:rPr>
+        <w:t xml:space="preserve"> 6530 Lövängar</w:t>
+      </w:r>
+      <w:r>
+        <w:t xml:space="preserve"> (SLU Artdatabanken, 2026).</w:t>
+      </w:r>
+    </w:p>
+    <w:p>
+      <w:pPr>
+        <w:pStyle w:val="Heading2"/>
+      </w:pPr>
+      <w:r>
+        <w:t>Referenser – lunglav</w:t>
+      </w:r>
+    </w:p>
+    <w:p>
+      <w:r>
+        <w:t xml:space="preserve">Nitare, J. och Skogsstyrelsen, 2019. </w:t>
+      </w:r>
+      <w:r>
+        <w:rPr>
+          <w:i/>
+        </w:rPr>
+        <w:t xml:space="preserve">Skyddsvärd skog – Naturvårdsarter och andra kriterier för naturvärdesbedömning. </w:t>
+      </w:r>
+      <w:r>
+        <w:t>Skogsstyrelsen.</w:t>
+      </w:r>
+    </w:p>
+    <w:p>
+      <w:r>
+        <w:t xml:space="preserve">SLU Artdatabanken, 2026. </w:t>
+      </w:r>
+      <w:r>
+        <w:rPr>
+          <w:i/>
+        </w:rPr>
+        <w:t xml:space="preserve">Artfaktablad. Naturvård – artfakta. </w:t>
+      </w:r>
+      <w:r>
+        <w:t>SLU Artdatabanken, Uppsala.</w:t>
+      </w:r>
+    </w:p>
+    <w:p>
+      <w:pPr>
+        <w:pStyle w:val="Heading1"/>
+      </w:pPr>
+      <w:r>
+        <w:t>Tretåig hackspett – ekologi samt krav på livsmiljön</w:t>
+      </w:r>
+    </w:p>
+    <w:p>
+      <w:r>
+        <w:t xml:space="preserve">Tretåig hackspett (NT) är fridlyst enligt §4 Artskyddsförordningen och finns med som prioriterad art i Skogsstyrelsen vägledning för skogsbruket (bilaga 4 till SVL). I vägledningen står bland annat att: </w:t>
+      </w:r>
+      <w:r>
+        <w:rPr>
+          <w:i/>
+        </w:rPr>
+        <w:t xml:space="preserve">“Tretåig hackspett har stora arealkrav och höga krav på sin livsmiljö. Omdaningen av naturskogar till kulturskogar medför en förlust av viktiga miljöer, något som förstärks av ökad fragmentering till följd av avverkningar.” </w:t>
+      </w:r>
+      <w:r>
+        <w:t xml:space="preserve">Vidare att: </w:t>
+      </w:r>
+      <w:r>
+        <w:rPr>
+          <w:i/>
+        </w:rPr>
+        <w:t>“Områden med dokumenterad permanent förekomst i naturskogsmiljöer har vanligen så stora naturvärden att skogsbruk är olämpligt”</w:t>
+      </w:r>
+      <w:r>
+        <w:t xml:space="preserve"> (SLU Artdatabanken, 2024; Skogsstyrelsen, 2016)</w:t>
+      </w:r>
+      <w:r>
+        <w:rPr>
+          <w:i/>
+        </w:rPr>
+        <w:t>.</w:t>
+      </w:r>
+    </w:p>
+    <w:p>
+      <w:r>
+        <w:t>Tretåig hackspett är beroende av större sammanhängande naturskogar med kontinuerlig tillgång och nybildning av död ved och fragmentering av livsmiljöerna utgör ett stort hot mot arten (se exempelvis Stachura-Skierczynska et al., 2009; Wesolowski et al., 2005; Butler et al., 2004; Pakkala et al., 2002; Amcoff et al., 1996; Virkkala, 1991). Det finns studier som visar att naturskogens självgallringsprocess som den tretåiga hackspetten är beroende av, inte kan ersättas med efterlämnad hänsyn i skogsbruket (Imbeau &amp; Desrochers, 2002).</w:t>
+      </w:r>
+    </w:p>
+    <w:p>
+      <w:r>
+        <w:t>Permanenta revir av tretåig hackspett karaktäriseras ofta av artens typiska ringformigt ordnade hackmärken på framför allt gamla granar. För att säkerställa att inte revir av tretåig hackspett drabbas av avverkningsplanerna bör en inventering göras i området både under häckningstid och under vintern, då arten utnyttjar betydligt större områden än under sommarens häckningsrevir. Storleken på häckningsreviret varierar med skogstypen, förekomsten av död ved och graden av fragmentering, men är i allmänhet i storleksordningen 25–100 hektar (SLU Artdatabanken, 2024; Skogsstyrelsen, 2016).</w:t>
+      </w:r>
+    </w:p>
+    <w:p>
+      <w:r>
+        <w:t xml:space="preserve">Förutom fridlysning enligt §4 Artskyddsförordningen är tretåig hackspett även förtecknad i EU:s fågeldirektiv bilaga 1. Den är typisk art för </w:t>
+      </w:r>
+      <w:r>
+        <w:rPr>
+          <w:i/>
+        </w:rPr>
+        <w:t xml:space="preserve">9010 Taiga, 9740 Skogsbevuxen myr, 9030 Landhöjningsskog </w:t>
+      </w:r>
+      <w:r>
+        <w:t xml:space="preserve">och </w:t>
+      </w:r>
+      <w:r>
+        <w:rPr>
+          <w:i/>
+        </w:rPr>
+        <w:t>9040 Fjällbjörkskog</w:t>
+      </w:r>
+      <w:r>
+        <w:t xml:space="preserve"> samt ingår i Natura 2000 och är förtecknad i Bernkonventionen bilaga II (strikt skyddade djurarter) (SLU Artdatabanken, 2024; Skogsstyrelsen, 2016).</w:t>
+      </w:r>
+    </w:p>
+    <w:p>
+      <w:pPr>
+        <w:pStyle w:val="Heading2"/>
+      </w:pPr>
+      <w:r>
+        <w:t>Referenser – tretåig hackspett</w:t>
+      </w:r>
+    </w:p>
+    <w:p>
+      <w:r>
+        <w:t xml:space="preserve">Amcoff, M. &amp; Eriksson, P. 1996. </w:t>
+      </w:r>
+      <w:r>
+        <w:rPr>
+          <w:i/>
+        </w:rPr>
+        <w:t xml:space="preserve">Förekomst av tretåig hackspett Picoides tridactylus på bestånds- och landskapsnivå. </w:t>
+      </w:r>
+      <w:r>
+        <w:t>Ornis Svecica 6: 107–119.</w:t>
+      </w:r>
+    </w:p>
+    <w:p>
+      <w:r>
+        <w:t xml:space="preserve">Butler, R., Angelstam, P., Ekelund, P. &amp; Schlaeffer, R. 2004. </w:t>
+      </w:r>
+      <w:r>
+        <w:rPr>
+          <w:i/>
+        </w:rPr>
+        <w:t xml:space="preserve">Dead wood threshold values for the three-toed woodpecker presence in boreal and sub-Alpine forest. </w:t>
+      </w:r>
+      <w:r>
+        <w:t>Biological conservation 119(3): 305–318.</w:t>
+      </w:r>
+    </w:p>
+    <w:p>
+      <w:r>
+        <w:t xml:space="preserve">Imbeau, L. &amp; Desrochers, A. 2002. </w:t>
+      </w:r>
+      <w:r>
+        <w:rPr>
+          <w:i/>
+        </w:rPr>
+        <w:t xml:space="preserve">Foraging Ecology and Use of Drumming Trees by Three-Toed Woodpeckers. </w:t>
+      </w:r>
+      <w:r>
+        <w:t>The Journal of Wildlife Management. Vol. 66, No. 1 (Jan., 2002), pp. 222–231.</w:t>
+      </w:r>
+    </w:p>
+    <w:p>
+      <w:r>
+        <w:t xml:space="preserve">Pakkala, T., Hanski, I. &amp; Tomppo, E. 2002. </w:t>
+      </w:r>
+      <w:r>
+        <w:rPr>
+          <w:i/>
+        </w:rPr>
+        <w:t xml:space="preserve">Spatial ecology of the three-toed woodpecker in managed forest landscapes. </w:t>
+      </w:r>
+      <w:r>
+        <w:t>Silva Fennica 36(1): 279–288.</w:t>
+      </w:r>
+    </w:p>
+    <w:p>
+      <w:r>
+        <w:t xml:space="preserve">Skogsstyrelsen, 2016. </w:t>
+      </w:r>
+      <w:r>
+        <w:rPr>
+          <w:i/>
+        </w:rPr>
+        <w:t>Vägledning för hänsyn till fåglar – Tretåig hackspett.</w:t>
+      </w:r>
+    </w:p>
+    <w:p>
+      <w:r>
+        <w:t xml:space="preserve">SLU Artdatabanken, 2024. </w:t>
+      </w:r>
+      <w:r>
+        <w:rPr>
+          <w:i/>
+        </w:rPr>
+        <w:t xml:space="preserve">Artfaktablad. Naturvård – artfakta. </w:t>
+      </w:r>
+      <w:r>
+        <w:t>SLU Artdatabanken, Uppsala.</w:t>
+      </w:r>
+    </w:p>
+    <w:p>
+      <w:r>
+        <w:t xml:space="preserve">Stachura-Skierczynska, K., Tumiel, T. &amp; Skierczynski, M. 2009. </w:t>
+      </w:r>
+      <w:r>
+        <w:rPr>
+          <w:i/>
+        </w:rPr>
+        <w:t xml:space="preserve">Habitat prediction model for three-toed woodpecker and its implications for the conservation of biologically valuable forests. </w:t>
+      </w:r>
+      <w:r>
+        <w:t>Forest Ecology and Management 258(5): 697–703.</w:t>
+      </w:r>
+    </w:p>
+    <w:p>
+      <w:r>
+        <w:t xml:space="preserve">Virkkala, R. 1991. </w:t>
+      </w:r>
+      <w:r>
+        <w:rPr>
+          <w:i/>
+        </w:rPr>
+        <w:t xml:space="preserve">Population trends of forest birds in a Finnish Lapland landscape of large habitat blocks – Consequences of stochastic environmental variation or regional habitat alteration. </w:t>
+      </w:r>
+      <w:r>
+        <w:t>Biological conservation 56(2): 223–240.</w:t>
+      </w:r>
+    </w:p>
+    <w:p>
+      <w:r>
+        <w:t xml:space="preserve">Wesolowski, T., Czeszczewik, D. &amp; Rowinski, P. 2005. </w:t>
+      </w:r>
+      <w:r>
+        <w:rPr>
+          <w:i/>
+        </w:rPr>
+        <w:t xml:space="preserve">Effects of forest management on Three-toed Woodpecker Picoides tridactylus distribution in the Bialowieza Forest (NE Poland): conservation implications. </w:t>
+      </w:r>
+      <w:r>
+        <w:t>Acta Ornithologica 40(1): 53–60.</w:t>
       </w:r>
     </w:p>
     <w:sectPr>
@@ -757,7 +1587,7 @@
     <w:r>
       <w:tab/>
       <w:tab/>
-      <w:t>2026-10-28</w:t>
+      <w:t>2026-10-29</w:t>
       <w:br/>
       <w:br/>
     </w:r>

--- a/klagomål/A 43212-2026 FSC-klagomål.docx
+++ b/klagomål/A 43212-2026 FSC-klagomål.docx
@@ -178,7 +178,7 @@
       <w:r>
         <w:drawing>
           <wp:inline xmlns:a="http://schemas.openxmlformats.org/drawingml/2006/main" xmlns:pic="http://schemas.openxmlformats.org/drawingml/2006/picture">
-            <wp:extent cx="5486400" cy="4345757"/>
+            <wp:extent cx="5486400" cy="4355184"/>
             <wp:docPr id="1" name="Picture 1"/>
             <wp:cNvGraphicFramePr>
               <a:graphicFrameLocks noChangeAspect="1"/>
@@ -199,7 +199,7 @@
                   <pic:spPr>
                     <a:xfrm>
                       <a:off x="0" y="0"/>
-                      <a:ext cx="5486400" cy="4345757"/>
+                      <a:ext cx="5486400" cy="4355184"/>
                     </a:xfrm>
                     <a:prstGeom prst="rect"/>
                   </pic:spPr>
@@ -221,7 +221,7 @@
     </w:p>
     <w:p>
       <w:r>
-        <w:t>I och inom 23 meter från avverkningsanmälan finns fynd av 12 naturvårdsarter, varav 8 är rödlistade, 3 är fridlysta, 8 är typiska (T) och 3 är signalarter (S): gränsticka (VU, T), knärot (VU, T, §8), kötticka (NT), lunglav (NT, T), rosenticka (NT, T), rynkskinn (NT, T), tretåig hackspett (NT, T, §4), ullticka (NT, T), traslav (S), vedticka (S, T), vågbandad barkbock (S) och revlummer (§9). Se Figur 1.</w:t>
+        <w:t>I och inom 23 meter från avverkningsanmälan finns fynd av 14 naturvårdsarter, varav 8 är rödlistade, 3 är fridlysta, 10 är typiska (T) och 5 är signalarter (S): gränsticka (VU, T), knärot (VU, T, §8), kötticka (NT), lunglav (NT, T), rosenticka (NT, T), rynkskinn (NT, T), tretåig hackspett (NT, T, §4), ullticka (NT, T), mörk husmossa (S, T), skinnlav (S, T), traslav (S), vedticka (S, T), vågbandad barkbock (S) och revlummer (§9). Se Figur 1.</w:t>
       </w:r>
     </w:p>
     <w:p>
@@ -591,6 +591,64 @@
         <w:rPr>
           <w:b/>
         </w:rPr>
+        <w:t xml:space="preserve">Mörk husmossa </w:t>
+      </w:r>
+      <w:r>
+        <w:t xml:space="preserve">är en mycket bra signalart i södra och mellersta Sverige. Den är sannolikt svårspridd och växer huvudsakligen i skog med lång skoglig kontinuitet i områden med konstant hög luftfuktighet. Den är känslig för större avverkningar, men tål plockhuggning som lämnar ett tätare trädskikt och ett obrutet, fukthållande mosstäcke på marken. Ett par studier har klart visat att artens tillväxt försämras när skogen huggs ner intill växtplatsen, och att ett kalhygges påverkan på mörk husmossa avtar både med avståndet från kalhygget och ju fuktigare växtplatsen är. Mörk husmossa är typisk art för </w:t>
+      </w:r>
+      <w:r>
+        <w:rPr>
+          <w:i/>
+        </w:rPr>
+        <w:t xml:space="preserve">9010 Taiga, 9050 Näringsrik granskog, 9080 Lövsumpskog, 9750 Svämlövskog, 9020 Nordlig ädellövskog, 9160 Näringsrik ekskog </w:t>
+      </w:r>
+      <w:r>
+        <w:t>och</w:t>
+      </w:r>
+      <w:r>
+        <w:rPr>
+          <w:i/>
+        </w:rPr>
+        <w:t xml:space="preserve"> 9180 Ädellövskog i branter</w:t>
+      </w:r>
+      <w:r>
+        <w:t xml:space="preserve"> (SLU Artdatabanken, 2024; Nitare &amp; Skogsstyrelsen, 2019).</w:t>
+      </w:r>
+    </w:p>
+    <w:p>
+      <w:r>
+        <w:rPr>
+          <w:b/>
+        </w:rPr>
+        <w:t xml:space="preserve">Skinnlav </w:t>
+      </w:r>
+      <w:r>
+        <w:t xml:space="preserve">förekommer på diverse lövträd, främst på gammal asp och sälg. Den påträffas främst i områden med lång kontinuitet av grova lövträd och signalerar skogsmark med höga naturvärden. På lokalerna förekommer som regel ett flertal andra ovanliga eller rödlistade lavar. I likhet med gelélavarna, etablerar sig skinnlaven i skogsmark på grova aspar i sena lövsuccessioner. Skinnlav är typisk art för </w:t>
+      </w:r>
+      <w:r>
+        <w:rPr>
+          <w:i/>
+        </w:rPr>
+        <w:t xml:space="preserve">9010 Taiga, 9020 Nordlig ädellövskog </w:t>
+      </w:r>
+      <w:r>
+        <w:t xml:space="preserve">och </w:t>
+      </w:r>
+      <w:r>
+        <w:rPr>
+          <w:i/>
+        </w:rPr>
+        <w:t xml:space="preserve">9070 Trädklädd betesmark </w:t>
+      </w:r>
+      <w:r>
+        <w:t>(Nitare &amp; Skogsstyrelsen, 2019; SLU Artdatabanken, 2025).</w:t>
+      </w:r>
+    </w:p>
+    <w:p>
+      <w:r>
+        <w:rPr>
+          <w:b/>
+        </w:rPr>
         <w:t xml:space="preserve">Vedticka </w:t>
       </w:r>
       <w:r>
@@ -723,7 +781,7 @@
         <w:rPr>
           <w:i/>
         </w:rPr>
-        <w:t>I det avverkningsanmälda skogsområdet har 12 naturvårdsarter varav 8 rödlistade arter sina livsmiljöer och växtplatser.</w:t>
+        <w:t>I det avverkningsanmälda skogsområdet har 14 naturvårdsarter varav 8 rödlistade arter sina livsmiljöer och växtplatser.</w:t>
       </w:r>
     </w:p>
     <w:p>
@@ -1587,7 +1645,7 @@
     <w:r>
       <w:tab/>
       <w:tab/>
-      <w:t>2026-10-29</w:t>
+      <w:t>2026-10-31</w:t>
       <w:br/>
       <w:br/>
     </w:r>
